--- a/Rendu/Bloc1/bloc 1 Elaborer la stratégie du système d'information V2.docx
+++ b/Rendu/Bloc1/bloc 1 Elaborer la stratégie du système d'information V2.docx
@@ -7692,91 +7692,106 @@
         <w:t>Logistique et CIE</w:t>
       </w:r>
       <w:r>
-        <w:t xml:space="preserve"> avec les évolutions technologiques, réglementaires et sectorielles, une </w:t>
-      </w:r>
-      <w:r>
+        <w:t xml:space="preserve"> avec les évolutions </w:t>
+      </w:r>
+      <w:r>
+        <w:t>technologiques, réglementaires et sectorielles, une méthodologie de veille structurée est mise en place.</w:t>
+      </w:r>
+    </w:p>
+    <w:p>
+      <w:pPr>
+        <w:spacing w:after="160" w:line="259" w:lineRule="auto"/>
         <w:rPr>
           <w:b/>
           <w:bCs/>
         </w:rPr>
-        <w:t>méthodologie de veille structurée</w:t>
-      </w:r>
-      <w:r>
-        <w:t xml:space="preserve"> est mise en place.</w:t>
-      </w:r>
-    </w:p>
-    <w:p>
-      <w:pPr>
-        <w:spacing w:after="160" w:line="259" w:lineRule="auto"/>
+      </w:pPr>
+      <w:r>
         <w:rPr>
           <w:b/>
           <w:bCs/>
         </w:rPr>
-      </w:pPr>
-      <w:r>
+        <w:t>Objectifs de la veille</w:t>
+      </w:r>
+    </w:p>
+    <w:p>
+      <w:pPr>
+        <w:numPr>
+          <w:ilvl w:val="0"/>
+          <w:numId w:val="7"/>
+        </w:numPr>
+        <w:spacing w:after="160" w:line="259" w:lineRule="auto"/>
+      </w:pPr>
+      <w:r>
+        <w:t>Identifier les nouvelles menaces en cybersécurité (ex. ransomwares</w:t>
+      </w:r>
+      <w:r>
+        <w:t>, phishing etc…</w:t>
+      </w:r>
+      <w:r>
+        <w:t>).</w:t>
+      </w:r>
+    </w:p>
+    <w:p>
+      <w:pPr>
+        <w:numPr>
+          <w:ilvl w:val="0"/>
+          <w:numId w:val="7"/>
+        </w:numPr>
+        <w:spacing w:after="160" w:line="259" w:lineRule="auto"/>
+      </w:pPr>
+      <w:r>
+        <w:t>Suivre les évolutions réglementaires (RGPD, normes ISO).</w:t>
+      </w:r>
+    </w:p>
+    <w:p>
+      <w:pPr>
+        <w:numPr>
+          <w:ilvl w:val="0"/>
+          <w:numId w:val="7"/>
+        </w:numPr>
+        <w:spacing w:after="160" w:line="259" w:lineRule="auto"/>
+      </w:pPr>
+      <w:r>
+        <w:t>Anticiper les évolutions de coûts et des solutions open source (licences, support).</w:t>
+      </w:r>
+    </w:p>
+    <w:p>
+      <w:pPr>
+        <w:spacing w:after="160" w:line="259" w:lineRule="auto"/>
         <w:rPr>
           <w:b/>
           <w:bCs/>
         </w:rPr>
-        <w:t>Objectifs de la veille</w:t>
-      </w:r>
-    </w:p>
-    <w:p>
-      <w:pPr>
-        <w:numPr>
-          <w:ilvl w:val="0"/>
-          <w:numId w:val="7"/>
-        </w:numPr>
-        <w:spacing w:after="160" w:line="259" w:lineRule="auto"/>
-      </w:pPr>
-      <w:r>
-        <w:t>Identifier les nouvelles menaces en cybersécurité (ex. ransomwares</w:t>
-      </w:r>
-      <w:r>
-        <w:t>, phishing etc…</w:t>
-      </w:r>
-      <w:r>
-        <w:t>).</w:t>
-      </w:r>
-    </w:p>
-    <w:p>
-      <w:pPr>
-        <w:numPr>
-          <w:ilvl w:val="0"/>
-          <w:numId w:val="7"/>
-        </w:numPr>
-        <w:spacing w:after="160" w:line="259" w:lineRule="auto"/>
-      </w:pPr>
-      <w:r>
-        <w:t>Suivre les évolutions réglementaires (RGPD, normes ISO).</w:t>
-      </w:r>
-    </w:p>
-    <w:p>
-      <w:pPr>
-        <w:numPr>
-          <w:ilvl w:val="0"/>
-          <w:numId w:val="7"/>
-        </w:numPr>
-        <w:spacing w:after="160" w:line="259" w:lineRule="auto"/>
-      </w:pPr>
-      <w:r>
-        <w:t>Anticiper les évolutions de coûts et des solutions open source (licences, support).</w:t>
-      </w:r>
-    </w:p>
-    <w:p>
-      <w:pPr>
-        <w:spacing w:after="160" w:line="259" w:lineRule="auto"/>
+      </w:pPr>
+      <w:r>
         <w:rPr>
           <w:b/>
           <w:bCs/>
         </w:rPr>
+        <w:t>Sources de veille</w:t>
+      </w:r>
+    </w:p>
+    <w:p>
+      <w:pPr>
+        <w:numPr>
+          <w:ilvl w:val="0"/>
+          <w:numId w:val="8"/>
+        </w:numPr>
+        <w:spacing w:after="160" w:line="259" w:lineRule="auto"/>
       </w:pPr>
       <w:r>
         <w:rPr>
           <w:b/>
           <w:bCs/>
         </w:rPr>
-        <w:t>Sources de veille</w:t>
+        <w:t>Institutions et autorités</w:t>
+      </w:r>
+      <w:r>
+        <w:t xml:space="preserve"> : CNIL, ANSSI, </w:t>
+      </w:r>
+      <w:r>
+        <w:t>UE, etc...</w:t>
       </w:r>
     </w:p>
     <w:p>
@@ -7792,13 +7807,10 @@
           <w:b/>
           <w:bCs/>
         </w:rPr>
-        <w:t>Institutions et autorités</w:t>
-      </w:r>
-      <w:r>
-        <w:t xml:space="preserve"> : CNIL, ANSSI, </w:t>
-      </w:r>
-      <w:r>
-        <w:t>UE, etc...</w:t>
+        <w:t>Bases réglementaires</w:t>
+      </w:r>
+      <w:r>
+        <w:t xml:space="preserve"> : France Compétences, Journal officiel, normes ISO.</w:t>
       </w:r>
     </w:p>
     <w:p>
@@ -7814,48 +7826,48 @@
           <w:b/>
           <w:bCs/>
         </w:rPr>
-        <w:t>Bases réglementaires</w:t>
-      </w:r>
-      <w:r>
-        <w:t xml:space="preserve"> : France Compétences, Journal officiel, normes ISO.</w:t>
-      </w:r>
-    </w:p>
-    <w:p>
-      <w:pPr>
-        <w:numPr>
-          <w:ilvl w:val="0"/>
-          <w:numId w:val="8"/>
-        </w:numPr>
-        <w:spacing w:after="160" w:line="259" w:lineRule="auto"/>
-      </w:pPr>
-      <w:r>
+        <w:t>Sources technologiques</w:t>
+      </w:r>
+      <w:r>
+        <w:t xml:space="preserve"> : blogs techniques</w:t>
+      </w:r>
+      <w:r>
+        <w:t>, forum et support des différentes solution technique.</w:t>
+      </w:r>
+    </w:p>
+    <w:p>
+      <w:pPr>
+        <w:spacing w:after="160" w:line="259" w:lineRule="auto"/>
         <w:rPr>
           <w:b/>
           <w:bCs/>
         </w:rPr>
-        <w:t>Sources technologiques</w:t>
-      </w:r>
-      <w:r>
-        <w:t xml:space="preserve"> : blogs techniques</w:t>
-      </w:r>
-      <w:r>
-        <w:t>, forum et support des différentes solution technique.</w:t>
-      </w:r>
-    </w:p>
-    <w:p>
-      <w:pPr>
-        <w:spacing w:after="160" w:line="259" w:lineRule="auto"/>
+      </w:pPr>
+      <w:r>
         <w:rPr>
           <w:b/>
           <w:bCs/>
         </w:rPr>
+        <w:t>Outils de veille</w:t>
+      </w:r>
+    </w:p>
+    <w:p>
+      <w:pPr>
+        <w:numPr>
+          <w:ilvl w:val="0"/>
+          <w:numId w:val="9"/>
+        </w:numPr>
+        <w:spacing w:after="160" w:line="259" w:lineRule="auto"/>
       </w:pPr>
       <w:r>
         <w:rPr>
           <w:b/>
           <w:bCs/>
         </w:rPr>
-        <w:t>Outils de veille</w:t>
+        <w:t>Plateformes collaboratives</w:t>
+      </w:r>
+      <w:r>
+        <w:t xml:space="preserve"> : Slack/Teams pour partager les alertes.</w:t>
       </w:r>
     </w:p>
     <w:p>
@@ -7871,10 +7883,18 @@
           <w:b/>
           <w:bCs/>
         </w:rPr>
-        <w:t>Plateformes collaboratives</w:t>
-      </w:r>
-      <w:r>
-        <w:t xml:space="preserve"> : Slack/Teams pour partager les alertes.</w:t>
+        <w:t>Tableaux de suivi</w:t>
+      </w:r>
+      <w:r>
+        <w:t xml:space="preserve"> : </w:t>
+      </w:r>
+      <w:proofErr w:type="spellStart"/>
+      <w:r>
+        <w:t>reporting</w:t>
+      </w:r>
+      <w:proofErr w:type="spellEnd"/>
+      <w:r>
+        <w:t xml:space="preserve"> mensuel au comité stratégique SI.</w:t>
       </w:r>
     </w:p>
     <w:p>
@@ -7890,18 +7910,7 @@
           <w:b/>
           <w:bCs/>
         </w:rPr>
-        <w:t>Tableaux de suivi</w:t>
-      </w:r>
-      <w:r>
-        <w:t xml:space="preserve"> : </w:t>
-      </w:r>
-      <w:proofErr w:type="spellStart"/>
-      <w:r>
-        <w:t>reporting</w:t>
-      </w:r>
-      <w:proofErr w:type="spellEnd"/>
-      <w:r>
-        <w:t xml:space="preserve"> mensuel au comité stratégique SI.</w:t>
+        <w:t>Inscription aux salons professionnels</w:t>
       </w:r>
     </w:p>
     <w:p>
@@ -7917,7 +7926,7 @@
           <w:b/>
           <w:bCs/>
         </w:rPr>
-        <w:t>Inscription aux salons professionnels</w:t>
+        <w:t>Adhésion à des réseaux professionnels (exemple https://clusif.fr/)</w:t>
       </w:r>
     </w:p>
     <w:p>
@@ -7927,13 +7936,17 @@
           <w:numId w:val="9"/>
         </w:numPr>
         <w:spacing w:after="160" w:line="259" w:lineRule="auto"/>
-      </w:pPr>
-      <w:r>
         <w:rPr>
           <w:b/>
           <w:bCs/>
         </w:rPr>
-        <w:t>Adhésion à des réseaux professionnels (exemple https://clusif.fr/)</w:t>
+      </w:pPr>
+      <w:r>
+        <w:rPr>
+          <w:b/>
+          <w:bCs/>
+        </w:rPr>
+        <w:t>Formation régulière des équipes</w:t>
       </w:r>
     </w:p>
     <w:p>
@@ -7943,284 +7956,302 @@
           <w:numId w:val="9"/>
         </w:numPr>
         <w:spacing w:after="160" w:line="259" w:lineRule="auto"/>
+      </w:pPr>
+      <w:r>
         <w:rPr>
           <w:b/>
           <w:bCs/>
         </w:rPr>
-      </w:pPr>
+        <w:t>…</w:t>
+      </w:r>
+    </w:p>
+    <w:p>
+      <w:pPr>
+        <w:spacing w:after="160" w:line="259" w:lineRule="auto"/>
+      </w:pPr>
+    </w:p>
+    <w:p>
+      <w:pPr>
+        <w:pStyle w:val="Titre2"/>
+      </w:pPr>
+      <w:bookmarkStart w:id="28" w:name="_Toc235007584"/>
+      <w:r>
+        <w:t>5.2 Exemple d’action de veille</w:t>
+      </w:r>
+      <w:bookmarkEnd w:id="28"/>
+    </w:p>
+    <w:p>
+      <w:pPr>
+        <w:spacing w:after="160" w:line="259" w:lineRule="auto"/>
+      </w:pPr>
+      <w:r>
+        <w:t xml:space="preserve">Dans le cadre de la veille technologique et sécuritaire de </w:t>
+      </w:r>
       <w:r>
         <w:rPr>
           <w:b/>
           <w:bCs/>
         </w:rPr>
-        <w:t>Formation régulière des équipes</w:t>
-      </w:r>
-    </w:p>
-    <w:p>
-      <w:pPr>
-        <w:numPr>
-          <w:ilvl w:val="0"/>
-          <w:numId w:val="9"/>
-        </w:numPr>
-        <w:spacing w:after="160" w:line="259" w:lineRule="auto"/>
-      </w:pPr>
+        <w:t>Logistique et CIE</w:t>
+      </w:r>
+      <w:r>
+        <w:t>, une action de veille a porté sur l’</w:t>
+      </w:r>
       <w:r>
         <w:rPr>
           <w:b/>
           <w:bCs/>
         </w:rPr>
-        <w:t>…</w:t>
-      </w:r>
-    </w:p>
-    <w:p>
-      <w:pPr>
-        <w:spacing w:after="160" w:line="259" w:lineRule="auto"/>
-      </w:pPr>
-    </w:p>
-    <w:p>
-      <w:pPr>
-        <w:pStyle w:val="Titre2"/>
-      </w:pPr>
-      <w:bookmarkStart w:id="28" w:name="_Toc235007584"/>
-      <w:r>
-        <w:t>5.2 Exemple d’action de veille</w:t>
-      </w:r>
-      <w:bookmarkEnd w:id="28"/>
-    </w:p>
-    <w:p>
-      <w:pPr>
-        <w:spacing w:after="160" w:line="259" w:lineRule="auto"/>
-      </w:pPr>
-      <w:r>
-        <w:t xml:space="preserve">Dans le cadre de la veille technologique et sécuritaire de </w:t>
+        <w:t>évolution des pratiques de sauvegarde face aux ransomwares</w:t>
+      </w:r>
+      <w:r>
+        <w:t xml:space="preserve">, notamment l’adoption de </w:t>
       </w:r>
       <w:r>
         <w:rPr>
           <w:b/>
           <w:bCs/>
         </w:rPr>
-        <w:t>Logistique et CIE</w:t>
-      </w:r>
-      <w:r>
-        <w:t>, une action de veille a porté sur l’</w:t>
+        <w:t>sauvegardes immuables</w:t>
+      </w:r>
+      <w:r>
+        <w:t xml:space="preserve"> et de stockages externalisés sécurisés.</w:t>
+      </w:r>
+    </w:p>
+    <w:p>
+      <w:pPr>
+        <w:spacing w:after="160" w:line="259" w:lineRule="auto"/>
+      </w:pPr>
+      <w:r>
+        <w:t>Cette information a été identifiée à la suite :</w:t>
+      </w:r>
+    </w:p>
+    <w:p>
+      <w:pPr>
+        <w:spacing w:after="160" w:line="259" w:lineRule="auto"/>
+      </w:pPr>
+      <w:r>
+        <w:lastRenderedPageBreak/>
+        <w:t xml:space="preserve">De publications du </w:t>
       </w:r>
       <w:r>
         <w:rPr>
           <w:b/>
           <w:bCs/>
         </w:rPr>
-        <w:t>évolution des pratiques de sauvegarde face aux ransomwares</w:t>
-      </w:r>
-      <w:r>
-        <w:t xml:space="preserve">, notamment l’adoption de </w:t>
+        <w:t>CERT-FR</w:t>
+      </w:r>
+      <w:r>
+        <w:t xml:space="preserve"> et de l’</w:t>
       </w:r>
       <w:r>
         <w:rPr>
           <w:b/>
           <w:bCs/>
         </w:rPr>
-        <w:t>sauvegardes immuables</w:t>
-      </w:r>
-      <w:r>
-        <w:t xml:space="preserve"> et de stockages externalisés sécurisés.</w:t>
-      </w:r>
-    </w:p>
-    <w:p>
-      <w:pPr>
-        <w:spacing w:after="160" w:line="259" w:lineRule="auto"/>
-      </w:pPr>
-      <w:r>
-        <w:t>Cette information a été identifiée à la suite :</w:t>
-      </w:r>
-    </w:p>
-    <w:p>
-      <w:pPr>
-        <w:spacing w:after="160" w:line="259" w:lineRule="auto"/>
-      </w:pPr>
-      <w:r>
-        <w:lastRenderedPageBreak/>
-        <w:t xml:space="preserve">De publications du </w:t>
+        <w:t>ANSSI</w:t>
+      </w:r>
+      <w:r>
+        <w:t>,</w:t>
+      </w:r>
+      <w:r>
+        <w:t xml:space="preserve"> d</w:t>
+      </w:r>
+      <w:r>
+        <w:t>e retours d’expérience d’entreprises ayant subi des attaques malgré des sauvegardes classiques,</w:t>
+      </w:r>
+      <w:r>
+        <w:t xml:space="preserve"> </w:t>
+      </w:r>
+      <w:r>
+        <w:t>et de la documentation technique de fournisseurs de solutions de sauvegarde professionnelles.</w:t>
+      </w:r>
+    </w:p>
+    <w:p>
+      <w:pPr>
+        <w:spacing w:after="160" w:line="259" w:lineRule="auto"/>
+      </w:pPr>
+      <w:r>
+        <w:rPr>
+          <w:rFonts w:ascii="Segoe UI Emoji" w:hAnsi="Segoe UI Emoji" w:cs="Segoe UI Emoji"/>
+        </w:rPr>
+        <w:t>👉</w:t>
+      </w:r>
+      <w:r>
+        <w:t xml:space="preserve"> </w:t>
       </w:r>
       <w:r>
         <w:rPr>
           <w:b/>
           <w:bCs/>
         </w:rPr>
-        <w:t>CERT-FR</w:t>
-      </w:r>
-      <w:r>
-        <w:t xml:space="preserve"> et de l’</w:t>
+        <w:t>Résultat de la veille :</w:t>
+      </w:r>
+      <w:r>
+        <w:br/>
+        <w:t xml:space="preserve">Les sauvegardes traditionnelles (modifiables ou accessibles depuis le SI) ne sont plus suffisantes face aux ransomwares modernes. Les recommandations convergent vers l’utilisation de </w:t>
       </w:r>
       <w:r>
         <w:rPr>
           <w:b/>
           <w:bCs/>
         </w:rPr>
-        <w:t>ANSSI</w:t>
-      </w:r>
-      <w:r>
-        <w:t>,</w:t>
-      </w:r>
-      <w:r>
-        <w:t xml:space="preserve"> d</w:t>
-      </w:r>
-      <w:r>
-        <w:t>e retours d’expérience d’entreprises ayant subi des attaques malgré des sauvegardes classiques,</w:t>
-      </w:r>
-      <w:r>
-        <w:t xml:space="preserve"> </w:t>
-      </w:r>
-      <w:r>
-        <w:t>et de la documentation technique de fournisseurs de solutions de sauvegarde professionnelles.</w:t>
-      </w:r>
-    </w:p>
-    <w:p>
-      <w:pPr>
-        <w:spacing w:after="160" w:line="259" w:lineRule="auto"/>
-      </w:pPr>
-      <w:r>
-        <w:rPr>
-          <w:rFonts w:ascii="Segoe UI Emoji" w:hAnsi="Segoe UI Emoji" w:cs="Segoe UI Emoji"/>
-        </w:rPr>
-        <w:t>👉</w:t>
-      </w:r>
-      <w:r>
-        <w:t xml:space="preserve"> </w:t>
-      </w:r>
-      <w:r>
+        <w:t>sauvegardes immuables</w:t>
+      </w:r>
+      <w:r>
+        <w:t>, isolées logiquement du système principal.</w:t>
+      </w:r>
+    </w:p>
+    <w:p>
+      <w:pPr>
+        <w:spacing w:after="160" w:line="259" w:lineRule="auto"/>
+      </w:pPr>
+    </w:p>
+    <w:p>
+      <w:pPr>
+        <w:spacing w:after="160" w:line="259" w:lineRule="auto"/>
         <w:rPr>
           <w:b/>
           <w:bCs/>
         </w:rPr>
-        <w:t>Résultat de la veille :</w:t>
-      </w:r>
-      <w:r>
-        <w:br/>
-        <w:t xml:space="preserve">Les sauvegardes traditionnelles (modifiables ou accessibles depuis le SI) ne sont plus suffisantes face aux ransomwares modernes. Les recommandations convergent vers l’utilisation de </w:t>
-      </w:r>
+      </w:pPr>
       <w:r>
         <w:rPr>
           <w:b/>
           <w:bCs/>
         </w:rPr>
-        <w:t>sauvegardes immuables</w:t>
-      </w:r>
-      <w:r>
-        <w:t>, isolées logiquement du système principal.</w:t>
-      </w:r>
-    </w:p>
-    <w:p>
-      <w:pPr>
-        <w:spacing w:after="160" w:line="259" w:lineRule="auto"/>
-      </w:pPr>
-    </w:p>
-    <w:p>
-      <w:pPr>
-        <w:spacing w:after="160" w:line="259" w:lineRule="auto"/>
+        <w:t>Impact sur les pratiques métier</w:t>
+      </w:r>
+    </w:p>
+    <w:p>
+      <w:pPr>
+        <w:spacing w:after="160" w:line="259" w:lineRule="auto"/>
+      </w:pPr>
+      <w:r>
+        <w:t xml:space="preserve">À la suite de cette action de veille, </w:t>
+      </w:r>
+      <w:r>
         <w:rPr>
           <w:b/>
           <w:bCs/>
         </w:rPr>
-      </w:pPr>
+        <w:t>Logistique et CIE a fait évoluer sa stratégie SI</w:t>
+      </w:r>
+      <w:r>
+        <w:t xml:space="preserve"> :</w:t>
+      </w:r>
+    </w:p>
+    <w:p>
+      <w:pPr>
+        <w:numPr>
+          <w:ilvl w:val="0"/>
+          <w:numId w:val="21"/>
+        </w:numPr>
+        <w:spacing w:after="160" w:line="259" w:lineRule="auto"/>
+      </w:pPr>
+      <w:r>
+        <w:t>Intégration de sauvegardes immuables dans la stratégie de PRA/PCA.</w:t>
+      </w:r>
+    </w:p>
+    <w:p>
+      <w:pPr>
+        <w:numPr>
+          <w:ilvl w:val="0"/>
+          <w:numId w:val="21"/>
+        </w:numPr>
+        <w:spacing w:after="160" w:line="259" w:lineRule="auto"/>
+      </w:pPr>
+      <w:r>
+        <w:t>Externalisation d’une partie des sauvegardes vers un cloud professionnel sécurisé.</w:t>
+      </w:r>
+    </w:p>
+    <w:p>
+      <w:pPr>
+        <w:numPr>
+          <w:ilvl w:val="0"/>
+          <w:numId w:val="21"/>
+        </w:numPr>
+        <w:spacing w:after="160" w:line="259" w:lineRule="auto"/>
+      </w:pPr>
+      <w:r>
+        <w:t>Définition d’objectifs de reprise (RPO / RTO) adaptés aux applications logistiques critiques.</w:t>
+      </w:r>
+    </w:p>
+    <w:p>
+      <w:pPr>
+        <w:spacing w:after="160" w:line="259" w:lineRule="auto"/>
+      </w:pPr>
+      <w:r>
+        <w:t xml:space="preserve">Ces changements permettent de garantir la </w:t>
+      </w:r>
       <w:r>
         <w:rPr>
           <w:b/>
           <w:bCs/>
         </w:rPr>
-        <w:t>Impact sur les pratiques métier</w:t>
-      </w:r>
-    </w:p>
-    <w:p>
-      <w:pPr>
-        <w:spacing w:after="160" w:line="259" w:lineRule="auto"/>
-      </w:pPr>
-      <w:r>
-        <w:t xml:space="preserve">À la suite de cette action de veille, </w:t>
-      </w:r>
-      <w:r>
+        <w:t>continuité des opérations logistiques</w:t>
+      </w:r>
+      <w:r>
+        <w:t xml:space="preserve"> (commandes, stocks, livraisons), même en cas de cyberattaque majeure.</w:t>
+      </w:r>
+    </w:p>
+    <w:p>
+      <w:pPr>
+        <w:spacing w:after="160" w:line="259" w:lineRule="auto"/>
+      </w:pPr>
+    </w:p>
+    <w:p>
+      <w:pPr>
+        <w:spacing w:after="160" w:line="259" w:lineRule="auto"/>
         <w:rPr>
           <w:b/>
           <w:bCs/>
         </w:rPr>
-        <w:t>Logistique et CIE a fait évoluer sa stratégie SI</w:t>
-      </w:r>
-      <w:r>
-        <w:t xml:space="preserve"> :</w:t>
-      </w:r>
-    </w:p>
-    <w:p>
-      <w:pPr>
-        <w:numPr>
-          <w:ilvl w:val="0"/>
-          <w:numId w:val="21"/>
-        </w:numPr>
-        <w:spacing w:after="160" w:line="259" w:lineRule="auto"/>
-      </w:pPr>
-      <w:r>
-        <w:t>Intégration de sauvegardes immuables dans la stratégie de PRA/PCA.</w:t>
-      </w:r>
-    </w:p>
-    <w:p>
-      <w:pPr>
-        <w:numPr>
-          <w:ilvl w:val="0"/>
-          <w:numId w:val="21"/>
-        </w:numPr>
-        <w:spacing w:after="160" w:line="259" w:lineRule="auto"/>
-      </w:pPr>
-      <w:r>
-        <w:t>Externalisation d’une partie des sauvegardes vers un cloud professionnel sécurisé.</w:t>
-      </w:r>
-    </w:p>
-    <w:p>
-      <w:pPr>
-        <w:numPr>
-          <w:ilvl w:val="0"/>
-          <w:numId w:val="21"/>
-        </w:numPr>
-        <w:spacing w:after="160" w:line="259" w:lineRule="auto"/>
-      </w:pPr>
-      <w:r>
-        <w:t>Définition d’objectifs de reprise (RPO / RTO) adaptés aux applications logistiques critiques.</w:t>
-      </w:r>
-    </w:p>
-    <w:p>
-      <w:pPr>
-        <w:spacing w:after="160" w:line="259" w:lineRule="auto"/>
-      </w:pPr>
-      <w:r>
-        <w:t xml:space="preserve">Ces changements permettent de garantir la </w:t>
-      </w:r>
+      </w:pPr>
       <w:r>
         <w:rPr>
           <w:b/>
           <w:bCs/>
         </w:rPr>
-        <w:t>continuité des opérations logistiques</w:t>
-      </w:r>
-      <w:r>
-        <w:t xml:space="preserve"> (commandes, stocks, livraisons), même en cas de cyberattaque majeure.</w:t>
-      </w:r>
-    </w:p>
-    <w:p>
-      <w:pPr>
-        <w:spacing w:after="160" w:line="259" w:lineRule="auto"/>
-      </w:pPr>
-    </w:p>
-    <w:p>
-      <w:pPr>
-        <w:spacing w:after="160" w:line="259" w:lineRule="auto"/>
+        <w:t>Avantages identifiés</w:t>
+      </w:r>
+    </w:p>
+    <w:p>
+      <w:pPr>
+        <w:numPr>
+          <w:ilvl w:val="0"/>
+          <w:numId w:val="22"/>
+        </w:numPr>
+        <w:spacing w:after="160" w:line="259" w:lineRule="auto"/>
+      </w:pPr>
+      <w:r>
         <w:rPr>
           <w:b/>
           <w:bCs/>
         </w:rPr>
+        <w:t>Sécurité renforcée</w:t>
+      </w:r>
+      <w:r>
+        <w:t xml:space="preserve"> : impossibilité de modifier ou supprimer les sauvegardes par un attaquant.</w:t>
+      </w:r>
+    </w:p>
+    <w:p>
+      <w:pPr>
+        <w:numPr>
+          <w:ilvl w:val="0"/>
+          <w:numId w:val="22"/>
+        </w:numPr>
+        <w:spacing w:after="160" w:line="259" w:lineRule="auto"/>
       </w:pPr>
       <w:r>
         <w:rPr>
           <w:b/>
           <w:bCs/>
         </w:rPr>
-        <w:t>Avantages identifiés</w:t>
+        <w:t>Amélioration des environnements systèmes</w:t>
+      </w:r>
+      <w:r>
+        <w:t xml:space="preserve"> : architecture de sauvegarde plus robuste et segmentée.</w:t>
       </w:r>
     </w:p>
     <w:p>
@@ -8236,10 +8267,10 @@
           <w:b/>
           <w:bCs/>
         </w:rPr>
-        <w:t>Sécurité renforcée</w:t>
-      </w:r>
-      <w:r>
-        <w:t xml:space="preserve"> : impossibilité de modifier ou supprimer les sauvegardes par un attaquant.</w:t>
+        <w:t>Résilience métier accrue</w:t>
+      </w:r>
+      <w:r>
+        <w:t xml:space="preserve"> : reprise rapide des applications critiques sans perte majeure de données.</w:t>
       </w:r>
     </w:p>
     <w:p>
@@ -8255,69 +8286,70 @@
           <w:b/>
           <w:bCs/>
         </w:rPr>
-        <w:t>Amélioration des environnements systèmes</w:t>
-      </w:r>
-      <w:r>
-        <w:t xml:space="preserve"> : architecture de sauvegarde plus robuste et segmentée.</w:t>
-      </w:r>
-    </w:p>
-    <w:p>
-      <w:pPr>
-        <w:numPr>
-          <w:ilvl w:val="0"/>
-          <w:numId w:val="22"/>
-        </w:numPr>
-        <w:spacing w:after="160" w:line="259" w:lineRule="auto"/>
-      </w:pPr>
-      <w:r>
+        <w:t xml:space="preserve">Chiffrement </w:t>
+      </w:r>
+      <w:r>
+        <w:t>: les données stockées sont protégées contre une consultation non autorisée.</w:t>
+      </w:r>
+    </w:p>
+    <w:p>
+      <w:pPr>
+        <w:spacing w:after="160" w:line="259" w:lineRule="auto"/>
+      </w:pPr>
+    </w:p>
+    <w:p>
+      <w:pPr>
+        <w:spacing w:after="160" w:line="259" w:lineRule="auto"/>
         <w:rPr>
           <w:b/>
           <w:bCs/>
         </w:rPr>
-        <w:t>Résilience métier accrue</w:t>
-      </w:r>
-      <w:r>
-        <w:t xml:space="preserve"> : reprise rapide des applications critiques sans perte majeure de données.</w:t>
-      </w:r>
-    </w:p>
-    <w:p>
-      <w:pPr>
-        <w:numPr>
-          <w:ilvl w:val="0"/>
-          <w:numId w:val="22"/>
-        </w:numPr>
-        <w:spacing w:after="160" w:line="259" w:lineRule="auto"/>
       </w:pPr>
       <w:r>
         <w:rPr>
           <w:b/>
           <w:bCs/>
         </w:rPr>
-        <w:t xml:space="preserve">Chiffrement </w:t>
-      </w:r>
-      <w:r>
-        <w:t>: les données stockées sont protégées contre une consultation non autorisée.</w:t>
-      </w:r>
-    </w:p>
-    <w:p>
-      <w:pPr>
-        <w:spacing w:after="160" w:line="259" w:lineRule="auto"/>
-      </w:pPr>
-    </w:p>
-    <w:p>
-      <w:pPr>
-        <w:spacing w:after="160" w:line="259" w:lineRule="auto"/>
+        <w:t>Inconvénients et limites</w:t>
+      </w:r>
+    </w:p>
+    <w:p>
+      <w:pPr>
+        <w:numPr>
+          <w:ilvl w:val="0"/>
+          <w:numId w:val="23"/>
+        </w:numPr>
+        <w:spacing w:after="160" w:line="259" w:lineRule="auto"/>
+      </w:pPr>
+      <w:r>
         <w:rPr>
           <w:b/>
           <w:bCs/>
         </w:rPr>
+        <w:t>Coût supplémentaire</w:t>
+      </w:r>
+      <w:r>
+        <w:t xml:space="preserve"> lié au stockage cloud externalisé et aux solutions de sauvegarde avancées.</w:t>
+      </w:r>
+    </w:p>
+    <w:p>
+      <w:pPr>
+        <w:numPr>
+          <w:ilvl w:val="0"/>
+          <w:numId w:val="23"/>
+        </w:numPr>
+        <w:spacing w:after="160" w:line="259" w:lineRule="auto"/>
       </w:pPr>
       <w:r>
         <w:rPr>
           <w:b/>
           <w:bCs/>
         </w:rPr>
-        <w:t>Inconvénients et limites</w:t>
+        <w:lastRenderedPageBreak/>
+        <w:t>Complexité technique accrue</w:t>
+      </w:r>
+      <w:r>
+        <w:t>, nécessitant une montée en compétences de l’équipe IT.</w:t>
       </w:r>
     </w:p>
     <w:p>
@@ -8333,169 +8365,188 @@
           <w:b/>
           <w:bCs/>
         </w:rPr>
-        <w:t>Coût supplémentaire</w:t>
-      </w:r>
-      <w:r>
-        <w:t xml:space="preserve"> lié au stockage cloud externalisé et aux solutions de sauvegarde avancées.</w:t>
-      </w:r>
-    </w:p>
-    <w:p>
-      <w:pPr>
-        <w:numPr>
-          <w:ilvl w:val="0"/>
-          <w:numId w:val="23"/>
-        </w:numPr>
-        <w:spacing w:after="160" w:line="259" w:lineRule="auto"/>
-      </w:pPr>
-      <w:r>
+        <w:t>Temps de mise en œuvre</w:t>
+      </w:r>
+      <w:r>
+        <w:t xml:space="preserve"> plus long qu’une solution de sauvegarde classique.</w:t>
+      </w:r>
+    </w:p>
+    <w:p>
+      <w:pPr>
+        <w:spacing w:after="160" w:line="259" w:lineRule="auto"/>
+      </w:pPr>
+    </w:p>
+    <w:p>
+      <w:pPr>
+        <w:spacing w:after="160" w:line="259" w:lineRule="auto"/>
         <w:rPr>
           <w:b/>
           <w:bCs/>
         </w:rPr>
-        <w:lastRenderedPageBreak/>
-        <w:t>Complexité technique accrue</w:t>
-      </w:r>
-      <w:r>
-        <w:t>, nécessitant une montée en compétences de l’équipe IT.</w:t>
-      </w:r>
-    </w:p>
-    <w:p>
-      <w:pPr>
-        <w:numPr>
-          <w:ilvl w:val="0"/>
-          <w:numId w:val="23"/>
-        </w:numPr>
-        <w:spacing w:after="160" w:line="259" w:lineRule="auto"/>
       </w:pPr>
       <w:r>
         <w:rPr>
           <w:b/>
           <w:bCs/>
         </w:rPr>
-        <w:t>Temps de mise en œuvre</w:t>
-      </w:r>
-      <w:r>
-        <w:t xml:space="preserve"> plus long qu’une solution de sauvegarde classique.</w:t>
-      </w:r>
-    </w:p>
-    <w:p>
-      <w:pPr>
-        <w:spacing w:after="160" w:line="259" w:lineRule="auto"/>
-      </w:pPr>
-    </w:p>
-    <w:p>
-      <w:pPr>
-        <w:spacing w:after="160" w:line="259" w:lineRule="auto"/>
+        <w:t>Conclusion de l’action de veille</w:t>
+      </w:r>
+    </w:p>
+    <w:p>
+      <w:pPr>
+        <w:spacing w:after="160" w:line="259" w:lineRule="auto"/>
+      </w:pPr>
+      <w:r>
+        <w:t xml:space="preserve">Cette action de veille a permis de transformer une </w:t>
+      </w:r>
+      <w:r>
         <w:rPr>
           <w:b/>
           <w:bCs/>
         </w:rPr>
-      </w:pPr>
+        <w:t>information issue de sources externes</w:t>
+      </w:r>
+      <w:r>
+        <w:t xml:space="preserve"> en une </w:t>
+      </w:r>
       <w:r>
         <w:rPr>
           <w:b/>
           <w:bCs/>
         </w:rPr>
-        <w:t>Conclusion de l’action de veille</w:t>
-      </w:r>
-    </w:p>
-    <w:p>
-      <w:pPr>
-        <w:spacing w:after="160" w:line="259" w:lineRule="auto"/>
-      </w:pPr>
-      <w:r>
-        <w:t xml:space="preserve">Cette action de veille a permis de transformer une </w:t>
+        <w:t>décision stratégique concrète</w:t>
+      </w:r>
+      <w:r>
+        <w:t xml:space="preserve"> pour Logistique et CIE. Elle illustre l’intérêt d’une veille active pour faire évoluer les pratiques techniques et métiers, en renforçant la sécurité et la continuité d’activité du système d’information.</w:t>
+      </w:r>
+      <w:r>
+        <w:br w:type="page"/>
+      </w:r>
+    </w:p>
+    <w:p>
+      <w:pPr>
+        <w:pStyle w:val="Titre1"/>
+      </w:pPr>
+      <w:bookmarkStart w:id="29" w:name="_Toc235007585"/>
+      <w:r>
+        <w:lastRenderedPageBreak/>
+        <w:t>6. Responsabilité sociétale (RSE)</w:t>
+      </w:r>
+      <w:bookmarkEnd w:id="29"/>
+    </w:p>
+    <w:p>
+      <w:pPr>
+        <w:pStyle w:val="Titre2"/>
+      </w:pPr>
+      <w:bookmarkStart w:id="30" w:name="_Toc235007586"/>
+      <w:r>
+        <w:t>6.1 Enjeux RSE pour</w:t>
+      </w:r>
+      <w:r>
+        <w:t xml:space="preserve"> </w:t>
+      </w:r>
+      <w:r>
+        <w:t>l’entreprise</w:t>
+      </w:r>
+      <w:bookmarkEnd w:id="30"/>
+    </w:p>
+    <w:p>
+      <w:pPr>
+        <w:spacing w:after="160" w:line="259" w:lineRule="auto"/>
+      </w:pPr>
+      <w:r>
+        <w:t>Dans le cadre de la transformation numérique de</w:t>
+      </w:r>
+      <w:r>
+        <w:t xml:space="preserve"> </w:t>
+      </w:r>
+      <w:r>
+        <w:t>l’entreprise</w:t>
       </w:r>
       <w:r>
         <w:rPr>
           <w:b/>
           <w:bCs/>
         </w:rPr>
-        <w:t>information issue de sources externes</w:t>
-      </w:r>
-      <w:r>
-        <w:t xml:space="preserve"> en une </w:t>
+        <w:t xml:space="preserve"> </w:t>
       </w:r>
       <w:r>
         <w:rPr>
           <w:b/>
           <w:bCs/>
         </w:rPr>
-        <w:t>décision stratégique concrète</w:t>
-      </w:r>
-      <w:r>
-        <w:t xml:space="preserve"> pour Logistique et CIE. Elle illustre l’intérêt d’une veille active pour faire évoluer les pratiques techniques et métiers, en renforçant la sécurité et la continuité d’activité du système d’information.</w:t>
-      </w:r>
-      <w:r>
-        <w:br w:type="page"/>
-      </w:r>
-    </w:p>
-    <w:p>
-      <w:pPr>
-        <w:pStyle w:val="Titre1"/>
-      </w:pPr>
-      <w:bookmarkStart w:id="29" w:name="_Toc235007585"/>
-      <w:r>
-        <w:lastRenderedPageBreak/>
-        <w:t>6. Responsabilité sociétale (RSE)</w:t>
-      </w:r>
-      <w:bookmarkEnd w:id="29"/>
-    </w:p>
-    <w:p>
-      <w:pPr>
-        <w:pStyle w:val="Titre2"/>
-      </w:pPr>
-      <w:bookmarkStart w:id="30" w:name="_Toc235007586"/>
-      <w:r>
-        <w:t>6.1 Enjeux RSE pour</w:t>
-      </w:r>
-      <w:r>
-        <w:t xml:space="preserve"> </w:t>
-      </w:r>
-      <w:r>
-        <w:t>l’entreprise</w:t>
-      </w:r>
-      <w:bookmarkEnd w:id="30"/>
-    </w:p>
-    <w:p>
-      <w:pPr>
-        <w:spacing w:after="160" w:line="259" w:lineRule="auto"/>
-      </w:pPr>
-      <w:r>
-        <w:t>Dans le cadre de la transformation numérique de</w:t>
-      </w:r>
-      <w:r>
-        <w:t xml:space="preserve"> </w:t>
-      </w:r>
-      <w:r>
-        <w:t>l’entreprise</w:t>
+        <w:t>Logistique et CIE</w:t>
+      </w:r>
+      <w:r>
+        <w:t xml:space="preserve">, la stratégie SI doit intégrer des considérations de </w:t>
       </w:r>
       <w:r>
         <w:rPr>
           <w:b/>
           <w:bCs/>
         </w:rPr>
-        <w:t xml:space="preserve"> </w:t>
-      </w:r>
-      <w:r>
+        <w:t>Responsabilité Sociétale des Entreprises (RSE)</w:t>
+      </w:r>
+      <w:r>
+        <w:t>. Ces enjeux concernent trois axes principaux :</w:t>
+      </w:r>
+    </w:p>
+    <w:p>
+      <w:pPr>
+        <w:spacing w:after="160" w:line="259" w:lineRule="auto"/>
         <w:rPr>
           <w:b/>
           <w:bCs/>
         </w:rPr>
-        <w:t>Logistique et CIE</w:t>
-      </w:r>
-      <w:r>
-        <w:t xml:space="preserve">, la stratégie SI doit intégrer des considérations de </w:t>
-      </w:r>
+      </w:pPr>
       <w:r>
         <w:rPr>
           <w:b/>
           <w:bCs/>
         </w:rPr>
-        <w:t>Responsabilité Sociétale des Entreprises (RSE)</w:t>
-      </w:r>
-      <w:r>
-        <w:t>. Ces enjeux concernent trois axes principaux :</w:t>
+        <w:t>Environnemental</w:t>
+      </w:r>
+    </w:p>
+    <w:p>
+      <w:pPr>
+        <w:numPr>
+          <w:ilvl w:val="0"/>
+          <w:numId w:val="10"/>
+        </w:numPr>
+        <w:spacing w:after="160" w:line="259" w:lineRule="auto"/>
+      </w:pPr>
+      <w:r>
+        <w:t>Réduction de l’empreinte carbone liée au SI (énergie consommée par serveurs et datacenters).</w:t>
+      </w:r>
+    </w:p>
+    <w:p>
+      <w:pPr>
+        <w:numPr>
+          <w:ilvl w:val="0"/>
+          <w:numId w:val="10"/>
+        </w:numPr>
+        <w:spacing w:after="160" w:line="259" w:lineRule="auto"/>
+      </w:pPr>
+      <w:r>
+        <w:t>Allongement du cycle de vie du matériel (reconditionnement, recyclage).</w:t>
+      </w:r>
+    </w:p>
+    <w:p>
+      <w:pPr>
+        <w:numPr>
+          <w:ilvl w:val="0"/>
+          <w:numId w:val="10"/>
+        </w:numPr>
+        <w:spacing w:after="160" w:line="259" w:lineRule="auto"/>
+      </w:pPr>
+      <w:r>
+        <w:t xml:space="preserve">Optimisation énergétique </w:t>
+      </w:r>
+      <w:r>
+        <w:t>grâce à l’utilisation d’équipement moderne moins énergivore</w:t>
+      </w:r>
+      <w:r>
+        <w:t>.</w:t>
       </w:r>
     </w:p>
     <w:p>
@@ -8511,46 +8562,58 @@
           <w:b/>
           <w:bCs/>
         </w:rPr>
-        <w:t>Environnemental</w:t>
+        <w:t>Social</w:t>
       </w:r>
     </w:p>
     <w:p>
       <w:pPr>
         <w:numPr>
           <w:ilvl w:val="0"/>
-          <w:numId w:val="10"/>
-        </w:numPr>
-        <w:spacing w:after="160" w:line="259" w:lineRule="auto"/>
-      </w:pPr>
-      <w:r>
-        <w:t>Réduction de l’empreinte carbone liée au SI (énergie consommée par serveurs et datacenters).</w:t>
+          <w:numId w:val="11"/>
+        </w:numPr>
+        <w:spacing w:after="160" w:line="259" w:lineRule="auto"/>
+      </w:pPr>
+      <w:r>
+        <w:t xml:space="preserve">Accessibilité numérique </w:t>
+      </w:r>
+      <w:r>
+        <w:t xml:space="preserve">clair et </w:t>
+      </w:r>
+      <w:r>
+        <w:t xml:space="preserve">simplifiée pour les </w:t>
+      </w:r>
+      <w:r>
+        <w:t>clients et partenaires</w:t>
+      </w:r>
+      <w:r>
+        <w:t>.</w:t>
       </w:r>
     </w:p>
     <w:p>
       <w:pPr>
         <w:numPr>
           <w:ilvl w:val="0"/>
-          <w:numId w:val="10"/>
-        </w:numPr>
-        <w:spacing w:after="160" w:line="259" w:lineRule="auto"/>
-      </w:pPr>
-      <w:r>
-        <w:t>Allongement du cycle de vie du matériel (reconditionnement, recyclage).</w:t>
+          <w:numId w:val="11"/>
+        </w:numPr>
+        <w:spacing w:after="160" w:line="259" w:lineRule="auto"/>
+      </w:pPr>
+      <w:r>
+        <w:t>Formation du personnel à la cybersécurité et à l’usage responsable des outils numériques.</w:t>
       </w:r>
     </w:p>
     <w:p>
       <w:pPr>
         <w:numPr>
           <w:ilvl w:val="0"/>
-          <w:numId w:val="10"/>
-        </w:numPr>
-        <w:spacing w:after="160" w:line="259" w:lineRule="auto"/>
-      </w:pPr>
-      <w:r>
-        <w:t xml:space="preserve">Optimisation énergétique </w:t>
-      </w:r>
-      <w:r>
-        <w:t>grâce à l’utilisation d’équipement moderne moins énergivore</w:t>
+          <w:numId w:val="11"/>
+        </w:numPr>
+        <w:spacing w:after="160" w:line="259" w:lineRule="auto"/>
+      </w:pPr>
+      <w:r>
+        <w:t xml:space="preserve">Amélioration des conditions de travail grâce à la simplification des processus </w:t>
+      </w:r>
+      <w:r>
+        <w:t>informatique</w:t>
       </w:r>
       <w:r>
         <w:t>.</w:t>
@@ -8569,28 +8632,34 @@
           <w:b/>
           <w:bCs/>
         </w:rPr>
-        <w:t>Social</w:t>
+        <w:t>Gouvernance et éthique</w:t>
       </w:r>
     </w:p>
     <w:p>
       <w:pPr>
         <w:numPr>
           <w:ilvl w:val="0"/>
-          <w:numId w:val="11"/>
-        </w:numPr>
-        <w:spacing w:after="160" w:line="259" w:lineRule="auto"/>
-      </w:pPr>
-      <w:r>
-        <w:t xml:space="preserve">Accessibilité numérique </w:t>
-      </w:r>
-      <w:r>
-        <w:t xml:space="preserve">clair et </w:t>
-      </w:r>
-      <w:r>
-        <w:t xml:space="preserve">simplifiée pour les </w:t>
-      </w:r>
-      <w:r>
-        <w:t>clients et partenaires</w:t>
+          <w:numId w:val="12"/>
+        </w:numPr>
+        <w:spacing w:after="160" w:line="259" w:lineRule="auto"/>
+      </w:pPr>
+      <w:r>
+        <w:t>Conformité stricte au RGPD et respect de la confidentialité des données.</w:t>
+      </w:r>
+    </w:p>
+    <w:p>
+      <w:pPr>
+        <w:numPr>
+          <w:ilvl w:val="0"/>
+          <w:numId w:val="12"/>
+        </w:numPr>
+        <w:spacing w:after="160" w:line="259" w:lineRule="auto"/>
+      </w:pPr>
+      <w:r>
+        <w:t xml:space="preserve">Transparence dans la gestion des données et communication claire aux </w:t>
+      </w:r>
+      <w:r>
+        <w:t>différentes parties</w:t>
       </w:r>
       <w:r>
         <w:t>.</w:t>
@@ -8598,101 +8667,136 @@
     </w:p>
     <w:p>
       <w:pPr>
+        <w:spacing w:after="160" w:line="259" w:lineRule="auto"/>
+      </w:pPr>
+    </w:p>
+    <w:p>
+      <w:pPr>
+        <w:pStyle w:val="Titre2"/>
+      </w:pPr>
+      <w:bookmarkStart w:id="31" w:name="_Toc235007587"/>
+      <w:r>
+        <w:t>6.2 Plan d’action RSE</w:t>
+      </w:r>
+      <w:bookmarkEnd w:id="31"/>
+    </w:p>
+    <w:p>
+      <w:pPr>
+        <w:spacing w:after="160" w:line="259" w:lineRule="auto"/>
+      </w:pPr>
+      <w:r>
+        <w:t>Afin d’intégrer la RSE dans la stratégie SI, plusieurs actions sont proposées :</w:t>
+      </w:r>
+    </w:p>
+    <w:p>
+      <w:pPr>
         <w:numPr>
           <w:ilvl w:val="0"/>
-          <w:numId w:val="11"/>
-        </w:numPr>
-        <w:spacing w:after="160" w:line="259" w:lineRule="auto"/>
-      </w:pPr>
-      <w:r>
-        <w:t>Formation du personnel à la cybersécurité et à l’usage responsable des outils numériques.</w:t>
-      </w:r>
-    </w:p>
-    <w:p>
-      <w:pPr>
-        <w:numPr>
-          <w:ilvl w:val="0"/>
-          <w:numId w:val="11"/>
-        </w:numPr>
-        <w:spacing w:after="160" w:line="259" w:lineRule="auto"/>
-      </w:pPr>
-      <w:r>
-        <w:t xml:space="preserve">Amélioration des conditions de travail grâce à la simplification des processus </w:t>
-      </w:r>
-      <w:r>
-        <w:t>informatique</w:t>
-      </w:r>
-      <w:r>
-        <w:t>.</w:t>
-      </w:r>
-    </w:p>
-    <w:p>
-      <w:pPr>
-        <w:spacing w:after="160" w:line="259" w:lineRule="auto"/>
+          <w:numId w:val="13"/>
+        </w:numPr>
+        <w:spacing w:after="160" w:line="259" w:lineRule="auto"/>
+      </w:pPr>
+      <w:r>
         <w:rPr>
           <w:b/>
           <w:bCs/>
         </w:rPr>
+        <w:t>Sobriété énergétique</w:t>
+      </w:r>
+      <w:r>
+        <w:t xml:space="preserve"> :</w:t>
+      </w:r>
+    </w:p>
+    <w:p>
+      <w:pPr>
+        <w:numPr>
+          <w:ilvl w:val="1"/>
+          <w:numId w:val="13"/>
+        </w:numPr>
+        <w:spacing w:after="160" w:line="259" w:lineRule="auto"/>
+      </w:pPr>
+      <w:r>
+        <w:t>Virtualisation des infrastructures pour réduire le nombre de serveurs physiques.</w:t>
+      </w:r>
+    </w:p>
+    <w:p>
+      <w:pPr>
+        <w:numPr>
+          <w:ilvl w:val="1"/>
+          <w:numId w:val="13"/>
+        </w:numPr>
+        <w:spacing w:after="160" w:line="259" w:lineRule="auto"/>
+      </w:pPr>
+      <w:r>
+        <w:t>Paramétrage d’outils de supervision énergétique pour suivre la consommation.</w:t>
+      </w:r>
+    </w:p>
+    <w:p>
+      <w:pPr>
+        <w:numPr>
+          <w:ilvl w:val="1"/>
+          <w:numId w:val="13"/>
+        </w:numPr>
+        <w:spacing w:after="160" w:line="259" w:lineRule="auto"/>
+      </w:pPr>
+      <w:r>
+        <w:lastRenderedPageBreak/>
+        <w:t>Adoption de politiques « Green IT » (extinction des postes non utilisés, usage de matériel basse consommation).</w:t>
+      </w:r>
+    </w:p>
+    <w:p>
+      <w:pPr>
+        <w:numPr>
+          <w:ilvl w:val="0"/>
+          <w:numId w:val="13"/>
+        </w:numPr>
+        <w:spacing w:after="160" w:line="259" w:lineRule="auto"/>
       </w:pPr>
       <w:r>
         <w:rPr>
           <w:b/>
           <w:bCs/>
         </w:rPr>
-        <w:t>Gouvernance et éthique</w:t>
-      </w:r>
-    </w:p>
-    <w:p>
-      <w:pPr>
-        <w:numPr>
-          <w:ilvl w:val="0"/>
-          <w:numId w:val="12"/>
-        </w:numPr>
-        <w:spacing w:after="160" w:line="259" w:lineRule="auto"/>
-      </w:pPr>
-      <w:r>
-        <w:t>Conformité stricte au RGPD et respect de la confidentialité des données.</w:t>
-      </w:r>
-    </w:p>
-    <w:p>
-      <w:pPr>
-        <w:numPr>
-          <w:ilvl w:val="0"/>
-          <w:numId w:val="12"/>
-        </w:numPr>
-        <w:spacing w:after="160" w:line="259" w:lineRule="auto"/>
-      </w:pPr>
-      <w:r>
-        <w:t xml:space="preserve">Transparence dans la gestion des données et communication claire aux </w:t>
-      </w:r>
-      <w:r>
-        <w:t>différentes parties</w:t>
-      </w:r>
-      <w:r>
-        <w:t>.</w:t>
-      </w:r>
-    </w:p>
-    <w:p>
-      <w:pPr>
-        <w:spacing w:after="160" w:line="259" w:lineRule="auto"/>
-      </w:pPr>
-    </w:p>
-    <w:p>
-      <w:pPr>
-        <w:pStyle w:val="Titre2"/>
-      </w:pPr>
-      <w:bookmarkStart w:id="31" w:name="_Toc235007587"/>
-      <w:r>
-        <w:t>6.2 Plan d’action RSE</w:t>
-      </w:r>
-      <w:bookmarkEnd w:id="31"/>
-    </w:p>
-    <w:p>
-      <w:pPr>
-        <w:spacing w:after="160" w:line="259" w:lineRule="auto"/>
-      </w:pPr>
-      <w:r>
-        <w:t>Afin d’intégrer la RSE dans la stratégie SI, plusieurs actions sont proposées :</w:t>
+        <w:t>Accessibilité et inclusion</w:t>
+      </w:r>
+      <w:r>
+        <w:t xml:space="preserve"> :</w:t>
+      </w:r>
+    </w:p>
+    <w:p>
+      <w:pPr>
+        <w:numPr>
+          <w:ilvl w:val="1"/>
+          <w:numId w:val="13"/>
+        </w:numPr>
+        <w:spacing w:after="160" w:line="259" w:lineRule="auto"/>
+      </w:pPr>
+      <w:r>
+        <w:t xml:space="preserve">Développement d’interfaces </w:t>
+      </w:r>
+      <w:r>
+        <w:t>utilisateurs</w:t>
+      </w:r>
+      <w:r>
+        <w:t xml:space="preserve"> adaptées.</w:t>
+      </w:r>
+    </w:p>
+    <w:p>
+      <w:pPr>
+        <w:numPr>
+          <w:ilvl w:val="1"/>
+          <w:numId w:val="13"/>
+        </w:numPr>
+        <w:spacing w:after="160" w:line="259" w:lineRule="auto"/>
+      </w:pPr>
+      <w:r>
+        <w:t xml:space="preserve">Formation continue des équipes </w:t>
+      </w:r>
+      <w:r>
+        <w:t>technique</w:t>
+      </w:r>
+      <w:r>
+        <w:t xml:space="preserve"> et administratives aux outils numériques.</w:t>
       </w:r>
     </w:p>
     <w:p>
@@ -8708,7 +8812,7 @@
           <w:b/>
           <w:bCs/>
         </w:rPr>
-        <w:t>Sobriété énergétique</w:t>
+        <w:t>Cybersécurité responsable</w:t>
       </w:r>
       <w:r>
         <w:t xml:space="preserve"> :</w:t>
@@ -8723,7 +8827,13 @@
         <w:spacing w:after="160" w:line="259" w:lineRule="auto"/>
       </w:pPr>
       <w:r>
-        <w:t>Virtualisation des infrastructures pour réduire le nombre de serveurs physiques.</w:t>
+        <w:t xml:space="preserve">Mise en place d’une communication claire vis-à-vis des </w:t>
+      </w:r>
+      <w:r>
+        <w:t>clients et partenaires</w:t>
+      </w:r>
+      <w:r>
+        <w:t xml:space="preserve"> sur l’usage de leurs données.</w:t>
       </w:r>
     </w:p>
     <w:p>
@@ -8735,7 +8845,26 @@
         <w:spacing w:after="160" w:line="259" w:lineRule="auto"/>
       </w:pPr>
       <w:r>
-        <w:t>Paramétrage d’outils de supervision énergétique pour suivre la consommation.</w:t>
+        <w:t>Formation continue du personnel sur les règles et bonne pratique informatique.</w:t>
+      </w:r>
+    </w:p>
+    <w:p>
+      <w:pPr>
+        <w:numPr>
+          <w:ilvl w:val="0"/>
+          <w:numId w:val="13"/>
+        </w:numPr>
+        <w:spacing w:after="160" w:line="259" w:lineRule="auto"/>
+      </w:pPr>
+      <w:r>
+        <w:rPr>
+          <w:b/>
+          <w:bCs/>
+        </w:rPr>
+        <w:t>Partenariats durables</w:t>
+      </w:r>
+      <w:r>
+        <w:t xml:space="preserve"> :</w:t>
       </w:r>
     </w:p>
     <w:p>
@@ -8747,178 +8876,120 @@
         <w:spacing w:after="160" w:line="259" w:lineRule="auto"/>
       </w:pPr>
       <w:r>
-        <w:lastRenderedPageBreak/>
-        <w:t>Adoption de politiques « Green IT » (extinction des postes non utilisés, usage de matériel basse consommation).</w:t>
+        <w:t>Sélection de prestataires conformes aux critères RSE (certification ISO 14001, pratiques éthiques).</w:t>
+      </w:r>
+    </w:p>
+    <w:p>
+      <w:pPr>
+        <w:numPr>
+          <w:ilvl w:val="1"/>
+          <w:numId w:val="13"/>
+        </w:numPr>
+        <w:spacing w:after="160" w:line="259" w:lineRule="auto"/>
+      </w:pPr>
+      <w:r>
+        <w:t>Intégration de clauses RSE dans les contrats de sous-traitance.</w:t>
+      </w:r>
+    </w:p>
+    <w:p>
+      <w:pPr>
+        <w:spacing w:after="160" w:line="259" w:lineRule="auto"/>
+      </w:pPr>
+    </w:p>
+    <w:p>
+      <w:pPr>
+        <w:pStyle w:val="Titre2"/>
+      </w:pPr>
+      <w:bookmarkStart w:id="32" w:name="_Toc235007588"/>
+      <w:r>
+        <w:t>6.3 Impact attendu</w:t>
+      </w:r>
+      <w:bookmarkEnd w:id="32"/>
+    </w:p>
+    <w:p>
+      <w:pPr>
+        <w:spacing w:after="160" w:line="259" w:lineRule="auto"/>
+      </w:pPr>
+      <w:r>
+        <w:t>La mise en œuvre de ce plan d’action permettra :</w:t>
       </w:r>
     </w:p>
     <w:p>
       <w:pPr>
         <w:numPr>
           <w:ilvl w:val="0"/>
-          <w:numId w:val="13"/>
-        </w:numPr>
-        <w:spacing w:after="160" w:line="259" w:lineRule="auto"/>
-      </w:pPr>
+          <w:numId w:val="14"/>
+        </w:numPr>
+        <w:spacing w:after="160" w:line="259" w:lineRule="auto"/>
+      </w:pPr>
+      <w:r>
+        <w:t xml:space="preserve">Une </w:t>
+      </w:r>
       <w:r>
         <w:rPr>
           <w:b/>
           <w:bCs/>
         </w:rPr>
-        <w:t>Accessibilité et inclusion</w:t>
-      </w:r>
-      <w:r>
-        <w:t xml:space="preserve"> :</w:t>
-      </w:r>
-    </w:p>
-    <w:p>
-      <w:pPr>
-        <w:numPr>
-          <w:ilvl w:val="1"/>
-          <w:numId w:val="13"/>
-        </w:numPr>
-        <w:spacing w:after="160" w:line="259" w:lineRule="auto"/>
-      </w:pPr>
-      <w:r>
-        <w:t xml:space="preserve">Développement d’interfaces </w:t>
-      </w:r>
-      <w:r>
-        <w:t>utilisateurs</w:t>
-      </w:r>
-      <w:r>
-        <w:t xml:space="preserve"> adaptées.</w:t>
-      </w:r>
-    </w:p>
-    <w:p>
-      <w:pPr>
-        <w:numPr>
-          <w:ilvl w:val="1"/>
-          <w:numId w:val="13"/>
-        </w:numPr>
-        <w:spacing w:after="160" w:line="259" w:lineRule="auto"/>
-      </w:pPr>
-      <w:r>
-        <w:t xml:space="preserve">Formation continue des équipes </w:t>
-      </w:r>
-      <w:r>
-        <w:t>technique</w:t>
-      </w:r>
-      <w:r>
-        <w:t xml:space="preserve"> et administratives aux outils numériques.</w:t>
+        <w:t>réduction mesurable</w:t>
+      </w:r>
+      <w:r>
+        <w:t xml:space="preserve"> de l’impact environnemental du SI.</w:t>
       </w:r>
     </w:p>
     <w:p>
       <w:pPr>
         <w:numPr>
           <w:ilvl w:val="0"/>
-          <w:numId w:val="13"/>
-        </w:numPr>
-        <w:spacing w:after="160" w:line="259" w:lineRule="auto"/>
-      </w:pPr>
+          <w:numId w:val="14"/>
+        </w:numPr>
+        <w:spacing w:after="160" w:line="259" w:lineRule="auto"/>
+      </w:pPr>
+      <w:r>
+        <w:t xml:space="preserve">Une </w:t>
+      </w:r>
       <w:r>
         <w:rPr>
           <w:b/>
           <w:bCs/>
         </w:rPr>
-        <w:t>Cybersécurité responsable</w:t>
-      </w:r>
-      <w:r>
-        <w:t xml:space="preserve"> :</w:t>
-      </w:r>
-    </w:p>
-    <w:p>
-      <w:pPr>
-        <w:numPr>
-          <w:ilvl w:val="1"/>
-          <w:numId w:val="13"/>
-        </w:numPr>
-        <w:spacing w:after="160" w:line="259" w:lineRule="auto"/>
-      </w:pPr>
-      <w:r>
-        <w:t xml:space="preserve">Mise en place d’une communication claire vis-à-vis des </w:t>
-      </w:r>
-      <w:r>
-        <w:t>clients et partenaires</w:t>
-      </w:r>
-      <w:r>
-        <w:t xml:space="preserve"> sur l’usage de leurs données.</w:t>
-      </w:r>
-    </w:p>
-    <w:p>
-      <w:pPr>
-        <w:numPr>
-          <w:ilvl w:val="1"/>
-          <w:numId w:val="13"/>
-        </w:numPr>
-        <w:spacing w:after="160" w:line="259" w:lineRule="auto"/>
-      </w:pPr>
-      <w:r>
-        <w:t>Formation continue du personnel sur les règles et bonne pratique informatique.</w:t>
+        <w:t>meilleure qualité de service</w:t>
+      </w:r>
+      <w:r>
+        <w:t xml:space="preserve"> pour </w:t>
+      </w:r>
+      <w:r>
+        <w:t>tous.</w:t>
       </w:r>
     </w:p>
     <w:p>
       <w:pPr>
         <w:numPr>
           <w:ilvl w:val="0"/>
-          <w:numId w:val="13"/>
-        </w:numPr>
-        <w:spacing w:after="160" w:line="259" w:lineRule="auto"/>
-      </w:pPr>
+          <w:numId w:val="14"/>
+        </w:numPr>
+        <w:spacing w:after="160" w:line="259" w:lineRule="auto"/>
+      </w:pPr>
+      <w:r>
+        <w:t xml:space="preserve">Une </w:t>
+      </w:r>
       <w:r>
         <w:rPr>
           <w:b/>
           <w:bCs/>
         </w:rPr>
-        <w:t>Partenariats durables</w:t>
-      </w:r>
-      <w:r>
-        <w:t xml:space="preserve"> :</w:t>
-      </w:r>
-    </w:p>
-    <w:p>
-      <w:pPr>
-        <w:numPr>
-          <w:ilvl w:val="1"/>
-          <w:numId w:val="13"/>
-        </w:numPr>
-        <w:spacing w:after="160" w:line="259" w:lineRule="auto"/>
-      </w:pPr>
-      <w:r>
-        <w:t>Sélection de prestataires conformes aux critères RSE (certification ISO 14001, pratiques éthiques).</w:t>
-      </w:r>
-    </w:p>
-    <w:p>
-      <w:pPr>
-        <w:numPr>
-          <w:ilvl w:val="1"/>
-          <w:numId w:val="13"/>
-        </w:numPr>
-        <w:spacing w:after="160" w:line="259" w:lineRule="auto"/>
-      </w:pPr>
-      <w:r>
-        <w:t>Intégration de clauses RSE dans les contrats de sous-traitance.</w:t>
-      </w:r>
-    </w:p>
-    <w:p>
-      <w:pPr>
-        <w:spacing w:after="160" w:line="259" w:lineRule="auto"/>
-      </w:pPr>
-    </w:p>
-    <w:p>
-      <w:pPr>
-        <w:pStyle w:val="Titre2"/>
-      </w:pPr>
-      <w:bookmarkStart w:id="32" w:name="_Toc235007588"/>
-      <w:r>
-        <w:t>6.3 Impact attendu</w:t>
-      </w:r>
-      <w:bookmarkEnd w:id="32"/>
-    </w:p>
-    <w:p>
-      <w:pPr>
-        <w:spacing w:after="160" w:line="259" w:lineRule="auto"/>
-      </w:pPr>
-      <w:r>
-        <w:t>La mise en œuvre de ce plan d’action permettra :</w:t>
+        <w:t>image renforcée</w:t>
+      </w:r>
+      <w:r>
+        <w:t xml:space="preserve"> de</w:t>
+      </w:r>
+      <w:r>
+        <w:t xml:space="preserve"> </w:t>
+      </w:r>
+      <w:r>
+        <w:t>l’entreprise</w:t>
+      </w:r>
+      <w:r>
+        <w:t xml:space="preserve"> comme acteur responsable et innovant.</w:t>
       </w:r>
     </w:p>
     <w:p>
@@ -8930,130 +9001,109 @@
         <w:spacing w:after="160" w:line="259" w:lineRule="auto"/>
       </w:pPr>
       <w:r>
-        <w:t xml:space="preserve">Une </w:t>
+        <w:t>Un alignement avec les politiques nationales de transition numérique et écologique.</w:t>
+      </w:r>
+    </w:p>
+    <w:p>
+      <w:pPr>
+        <w:spacing w:after="160" w:line="259" w:lineRule="auto"/>
+      </w:pPr>
+      <w:r>
+        <w:br w:type="page"/>
+      </w:r>
+    </w:p>
+    <w:p>
+      <w:pPr>
+        <w:pStyle w:val="Titre1"/>
+      </w:pPr>
+      <w:bookmarkStart w:id="33" w:name="_Toc235007589"/>
+      <w:r>
+        <w:lastRenderedPageBreak/>
+        <w:t>Conclusion</w:t>
+      </w:r>
+      <w:bookmarkEnd w:id="33"/>
+    </w:p>
+    <w:p>
+      <w:pPr>
+        <w:spacing w:after="160" w:line="259" w:lineRule="auto"/>
+      </w:pPr>
+      <w:r>
+        <w:t xml:space="preserve">La mise en place d’une stratégie SI adaptée à </w:t>
       </w:r>
       <w:r>
         <w:rPr>
           <w:b/>
           <w:bCs/>
         </w:rPr>
-        <w:t>réduction mesurable</w:t>
-      </w:r>
-      <w:r>
-        <w:t xml:space="preserve"> de l’impact environnemental du SI.</w:t>
+        <w:t>Logistique et CIE</w:t>
+      </w:r>
+      <w:r>
+        <w:t xml:space="preserve"> permet de répondre aux défis actuels auxquels font face les entreprises du secteur logistique : garantir la continuité des opérations, sécuriser les données critiques, soutenir la croissance de l’activité et assurer la conformité réglementaire.</w:t>
+      </w:r>
+    </w:p>
+    <w:p>
+      <w:pPr>
+        <w:spacing w:after="160" w:line="259" w:lineRule="auto"/>
+      </w:pPr>
+      <w:r>
+        <w:t>Le travail mené dans ce rapport a permis de :</w:t>
       </w:r>
     </w:p>
     <w:p>
       <w:pPr>
         <w:numPr>
           <w:ilvl w:val="0"/>
-          <w:numId w:val="14"/>
-        </w:numPr>
-        <w:spacing w:after="160" w:line="259" w:lineRule="auto"/>
-      </w:pPr>
-      <w:r>
-        <w:t xml:space="preserve">Une </w:t>
-      </w:r>
+          <w:numId w:val="24"/>
+        </w:numPr>
+        <w:spacing w:after="160" w:line="259" w:lineRule="auto"/>
+      </w:pPr>
       <w:r>
         <w:rPr>
           <w:b/>
           <w:bCs/>
         </w:rPr>
-        <w:t>meilleure qualité de service</w:t>
-      </w:r>
-      <w:r>
-        <w:t xml:space="preserve"> pour </w:t>
-      </w:r>
-      <w:r>
-        <w:t>tous.</w:t>
+        <w:t>Analyser le contexte et le système d’information existant</w:t>
+      </w:r>
+      <w:r>
+        <w:t xml:space="preserve"> afin d’identifier les forces, faiblesses, opportunités et menaces impactant l’organisation.</w:t>
       </w:r>
     </w:p>
     <w:p>
       <w:pPr>
         <w:numPr>
           <w:ilvl w:val="0"/>
-          <w:numId w:val="14"/>
-        </w:numPr>
-        <w:spacing w:after="160" w:line="259" w:lineRule="auto"/>
-      </w:pPr>
-      <w:r>
-        <w:t xml:space="preserve">Une </w:t>
-      </w:r>
+          <w:numId w:val="24"/>
+        </w:numPr>
+        <w:spacing w:after="160" w:line="259" w:lineRule="auto"/>
+      </w:pPr>
       <w:r>
         <w:rPr>
           <w:b/>
           <w:bCs/>
         </w:rPr>
-        <w:t>image renforcée</w:t>
-      </w:r>
-      <w:r>
-        <w:t xml:space="preserve"> de</w:t>
-      </w:r>
-      <w:r>
-        <w:t xml:space="preserve"> </w:t>
-      </w:r>
-      <w:r>
-        <w:t>l’entreprise</w:t>
-      </w:r>
-      <w:r>
-        <w:t xml:space="preserve"> comme acteur responsable et innovant.</w:t>
+        <w:t>Définir une stratégie SI cible</w:t>
+      </w:r>
+      <w:r>
+        <w:t xml:space="preserve"> intégrant l’interopérabilité des outils métiers, la modernisation de l’infrastructure et le renforcement de la sécurité.</w:t>
       </w:r>
     </w:p>
     <w:p>
       <w:pPr>
         <w:numPr>
           <w:ilvl w:val="0"/>
-          <w:numId w:val="14"/>
-        </w:numPr>
-        <w:spacing w:after="160" w:line="259" w:lineRule="auto"/>
-      </w:pPr>
-      <w:r>
-        <w:t>Un alignement avec les politiques nationales de transition numérique et écologique.</w:t>
-      </w:r>
-    </w:p>
-    <w:p>
-      <w:pPr>
-        <w:spacing w:after="160" w:line="259" w:lineRule="auto"/>
-      </w:pPr>
-      <w:r>
-        <w:br w:type="page"/>
-      </w:r>
-    </w:p>
-    <w:p>
-      <w:pPr>
-        <w:pStyle w:val="Titre1"/>
-      </w:pPr>
-      <w:bookmarkStart w:id="33" w:name="_Toc235007589"/>
-      <w:r>
-        <w:lastRenderedPageBreak/>
-        <w:t>Conclusion</w:t>
-      </w:r>
-      <w:bookmarkEnd w:id="33"/>
-    </w:p>
-    <w:p>
-      <w:pPr>
-        <w:spacing w:after="160" w:line="259" w:lineRule="auto"/>
-      </w:pPr>
-      <w:r>
-        <w:t xml:space="preserve">La mise en place d’une stratégie SI adaptée à </w:t>
-      </w:r>
+          <w:numId w:val="24"/>
+        </w:numPr>
+        <w:spacing w:after="160" w:line="259" w:lineRule="auto"/>
+      </w:pPr>
       <w:r>
         <w:rPr>
           <w:b/>
           <w:bCs/>
         </w:rPr>
-        <w:t>Logistique et CIE</w:t>
-      </w:r>
-      <w:r>
-        <w:t xml:space="preserve"> permet de répondre aux défis actuels auxquels font face les entreprises du secteur logistique : garantir la continuité des opérations, sécuriser les données critiques, soutenir la croissance de l’activité et assurer la conformité réglementaire.</w:t>
-      </w:r>
-    </w:p>
-    <w:p>
-      <w:pPr>
-        <w:spacing w:after="160" w:line="259" w:lineRule="auto"/>
-      </w:pPr>
-      <w:r>
-        <w:t>Le travail mené dans ce rapport a permis de :</w:t>
+        <w:t>Évaluer les ressources humaines, techniques et financières nécessaires</w:t>
+      </w:r>
+      <w:r>
+        <w:t>, en tenant compte des contraintes de l’entreprise et en définissant un dispositif de continuité et de reprise d’activité (PRA/PCA) proportionné aux enjeux logistiques.</w:t>
       </w:r>
     </w:p>
     <w:p>
@@ -9069,10 +9119,10 @@
           <w:b/>
           <w:bCs/>
         </w:rPr>
-        <w:t>Analyser le contexte et le système d’information existant</w:t>
-      </w:r>
-      <w:r>
-        <w:t xml:space="preserve"> afin d’identifier les forces, faiblesses, opportunités et menaces impactant l’organisation.</w:t>
+        <w:t>Construire une offre SI claire et progressive</w:t>
+      </w:r>
+      <w:r>
+        <w:t>, alignée avec les besoins de la direction et des équipes opérationnelles, tout en maîtrisant les coûts et les risques.</w:t>
       </w:r>
     </w:p>
     <w:p>
@@ -9088,10 +9138,10 @@
           <w:b/>
           <w:bCs/>
         </w:rPr>
-        <w:t>Définir une stratégie SI cible</w:t>
-      </w:r>
-      <w:r>
-        <w:t xml:space="preserve"> intégrant l’interopérabilité des outils métiers, la modernisation de l’infrastructure et le renforcement de la sécurité.</w:t>
+        <w:t>Mettre en place une démarche de veille structurée</w:t>
+      </w:r>
+      <w:r>
+        <w:t>, permettant d’anticiper les évolutions technologiques et les menaces, et d’adapter la stratégie SI en conséquence.</w:t>
       </w:r>
     </w:p>
     <w:p>
@@ -9107,85 +9157,31 @@
           <w:b/>
           <w:bCs/>
         </w:rPr>
-        <w:t>Évaluer les ressources humaines, techniques et financières nécessaires</w:t>
-      </w:r>
-      <w:r>
-        <w:t>, en tenant compte des contraintes de l’entreprise et en définissant un dispositif de continuité et de reprise d’activité (PRA/PCA) proportionné aux enjeux logistiques.</w:t>
-      </w:r>
-    </w:p>
-    <w:p>
-      <w:pPr>
-        <w:numPr>
-          <w:ilvl w:val="0"/>
-          <w:numId w:val="24"/>
-        </w:numPr>
-        <w:spacing w:after="160" w:line="259" w:lineRule="auto"/>
-      </w:pPr>
+        <w:t>Intégrer les enjeux de responsabilité sociétale (RSE)</w:t>
+      </w:r>
+      <w:r>
+        <w:t xml:space="preserve"> afin d’inscrire la transformation numérique dans une démarche durable, responsable et éthique.</w:t>
+      </w:r>
+    </w:p>
+    <w:p>
+      <w:pPr>
+        <w:spacing w:after="160" w:line="259" w:lineRule="auto"/>
+      </w:pPr>
+      <w:r>
+        <w:t xml:space="preserve">Cette stratégie SI constitue ainsi </w:t>
+      </w:r>
       <w:r>
         <w:rPr>
           <w:b/>
           <w:bCs/>
         </w:rPr>
-        <w:t>Construire une offre SI claire et progressive</w:t>
-      </w:r>
-      <w:r>
-        <w:t>, alignée avec les besoins de la direction et des équipes opérationnelles, tout en maîtrisant les coûts et les risques.</w:t>
-      </w:r>
-    </w:p>
-    <w:p>
-      <w:pPr>
-        <w:numPr>
-          <w:ilvl w:val="0"/>
-          <w:numId w:val="24"/>
-        </w:numPr>
-        <w:spacing w:after="160" w:line="259" w:lineRule="auto"/>
-      </w:pPr>
-      <w:r>
-        <w:rPr>
-          <w:b/>
-          <w:bCs/>
-        </w:rPr>
-        <w:t>Mettre en place une démarche de veille structurée</w:t>
-      </w:r>
-      <w:r>
-        <w:t>, permettant d’anticiper les évolutions technologiques et les menaces, et d’adapter la stratégie SI en conséquence.</w:t>
-      </w:r>
-    </w:p>
-    <w:p>
-      <w:pPr>
-        <w:numPr>
-          <w:ilvl w:val="0"/>
-          <w:numId w:val="24"/>
-        </w:numPr>
-        <w:spacing w:after="160" w:line="259" w:lineRule="auto"/>
-      </w:pPr>
-      <w:r>
-        <w:rPr>
-          <w:b/>
-          <w:bCs/>
-        </w:rPr>
-        <w:t>Intégrer les enjeux de responsabilité sociétale (RSE)</w:t>
-      </w:r>
-      <w:r>
-        <w:t xml:space="preserve"> afin d’inscrire la transformation numérique dans une démarche durable, responsable et éthique.</w:t>
-      </w:r>
-    </w:p>
-    <w:p>
-      <w:pPr>
-        <w:spacing w:after="160" w:line="259" w:lineRule="auto"/>
-      </w:pPr>
-      <w:r>
-        <w:t xml:space="preserve">Cette stratégie SI constitue ainsi </w:t>
-      </w:r>
-      <w:r>
-        <w:rPr>
-          <w:b/>
-          <w:bCs/>
-        </w:rPr>
         <w:t>un investissement pour Logistique et CIE</w:t>
       </w:r>
       <w:r>
         <w:t>, non seulement sur le plan technologique, mais également sur le plan organisationnel. Elle vise à renforcer la performance opérationnelle, la fiabilité des services logistiques et la capacité de l’entreprise à s’adapter durablement à son environnement économique et numérique.</w:t>
+      </w:r>
+      <w:r>
+        <w:br w:type="page"/>
       </w:r>
     </w:p>
     <w:sectPr>
@@ -15317,6 +15313,7 @@
   <w:style w:type="character" w:default="1" w:styleId="Policepardfaut">
     <w:name w:val="Default Paragraph Font"/>
     <w:uiPriority w:val="1"/>
+    <w:semiHidden/>
     <w:unhideWhenUsed/>
   </w:style>
   <w:style w:type="table" w:default="1" w:styleId="TableauNormal">
@@ -16052,27 +16049,6 @@
 </file>
 
 <file path=customXml/item1.xml><?xml version="1.0" encoding="utf-8"?>
-<?mso-contentType ?>
-<FormTemplates xmlns="http://schemas.microsoft.com/sharepoint/v3/contenttype/forms">
-  <Display>DocumentLibraryForm</Display>
-  <Edit>DocumentLibraryForm</Edit>
-  <New>DocumentLibraryForm</New>
-</FormTemplates>
-</file>
-
-<file path=customXml/item2.xml><?xml version="1.0" encoding="utf-8"?>
-<p:properties xmlns:p="http://schemas.microsoft.com/office/2006/metadata/properties" xmlns:xsi="http://www.w3.org/2001/XMLSchema-instance" xmlns:pc="http://schemas.microsoft.com/office/infopath/2007/PartnerControls">
-  <documentManagement>
-    <_activity xmlns="5b83e578-d17d-42c1-bbfa-82168b29df75" xsi:nil="true"/>
-  </documentManagement>
-</p:properties>
-</file>
-
-<file path=customXml/item3.xml><?xml version="1.0" encoding="utf-8"?>
-<b:Sources xmlns:b="http://schemas.openxmlformats.org/officeDocument/2006/bibliography" xmlns="http://schemas.openxmlformats.org/officeDocument/2006/bibliography" SelectedStyle="\APASixthEditionOfficeOnline.xsl" StyleName="APA" Version="6"/>
-</file>
-
-<file path=customXml/item4.xml><?xml version="1.0" encoding="utf-8"?>
 <ct:contentTypeSchema xmlns:ct="http://schemas.microsoft.com/office/2006/metadata/contentType" xmlns:ma="http://schemas.microsoft.com/office/2006/metadata/properties/metaAttributes" ct:_="" ma:_="" ma:contentTypeName="Document" ma:contentTypeID="0x01010006B834183EDB914BB08954C8DD43EAB8" ma:contentTypeVersion="12" ma:contentTypeDescription="Crée un document." ma:contentTypeScope="" ma:versionID="d6da123db1e3b9d0aedb8f2b3b13d29c">
   <xsd:schema xmlns:xsd="http://www.w3.org/2001/XMLSchema" xmlns:xs="http://www.w3.org/2001/XMLSchema" xmlns:p="http://schemas.microsoft.com/office/2006/metadata/properties" xmlns:ns3="5b83e578-d17d-42c1-bbfa-82168b29df75" xmlns:ns4="fe5b55c2-e991-4fa2-9462-3c96ad29ee96" targetNamespace="http://schemas.microsoft.com/office/2006/metadata/properties" ma:root="true" ma:fieldsID="f2f8a7fb4b8a9007b5869de2030b1185" ns3:_="" ns4:_="">
     <xsd:import namespace="5b83e578-d17d-42c1-bbfa-82168b29df75"/>
@@ -16287,33 +16263,28 @@
 </ct:contentTypeSchema>
 </file>
 
-<file path=customXml/itemProps1.xml><?xml version="1.0" encoding="utf-8"?>
-<ds:datastoreItem xmlns:ds="http://schemas.openxmlformats.org/officeDocument/2006/customXml" ds:itemID="{834741B4-581F-4A31-84F4-B955FF5AEE9F}">
-  <ds:schemaRefs>
-    <ds:schemaRef ds:uri="http://schemas.microsoft.com/sharepoint/v3/contenttype/forms"/>
-  </ds:schemaRefs>
-</ds:datastoreItem>
+<file path=customXml/item2.xml><?xml version="1.0" encoding="utf-8"?>
+<?mso-contentType ?>
+<FormTemplates xmlns="http://schemas.microsoft.com/sharepoint/v3/contenttype/forms">
+  <Display>DocumentLibraryForm</Display>
+  <Edit>DocumentLibraryForm</Edit>
+  <New>DocumentLibraryForm</New>
+</FormTemplates>
 </file>
 
-<file path=customXml/itemProps2.xml><?xml version="1.0" encoding="utf-8"?>
-<ds:datastoreItem xmlns:ds="http://schemas.openxmlformats.org/officeDocument/2006/customXml" ds:itemID="{8E0E0CA7-E4D8-4796-A1D8-AC02448CB5EB}">
-  <ds:schemaRefs>
-    <ds:schemaRef ds:uri="http://schemas.microsoft.com/office/2006/metadata/properties"/>
-    <ds:schemaRef ds:uri="http://schemas.microsoft.com/office/infopath/2007/PartnerControls"/>
-    <ds:schemaRef ds:uri="5b83e578-d17d-42c1-bbfa-82168b29df75"/>
-  </ds:schemaRefs>
-</ds:datastoreItem>
+<file path=customXml/item3.xml><?xml version="1.0" encoding="utf-8"?>
+<p:properties xmlns:p="http://schemas.microsoft.com/office/2006/metadata/properties" xmlns:xsi="http://www.w3.org/2001/XMLSchema-instance" xmlns:pc="http://schemas.microsoft.com/office/infopath/2007/PartnerControls">
+  <documentManagement>
+    <_activity xmlns="5b83e578-d17d-42c1-bbfa-82168b29df75" xsi:nil="true"/>
+  </documentManagement>
+</p:properties>
 </file>
 
-<file path=customXml/itemProps3.xml><?xml version="1.0" encoding="utf-8"?>
-<ds:datastoreItem xmlns:ds="http://schemas.openxmlformats.org/officeDocument/2006/customXml" ds:itemID="{76026148-B3B7-41CB-BA68-D15BFB8014B7}">
-  <ds:schemaRefs>
-    <ds:schemaRef ds:uri="http://schemas.openxmlformats.org/officeDocument/2006/bibliography"/>
-  </ds:schemaRefs>
-</ds:datastoreItem>
+<file path=customXml/item4.xml><?xml version="1.0" encoding="utf-8"?>
+<b:Sources xmlns:b="http://schemas.openxmlformats.org/officeDocument/2006/bibliography" xmlns="http://schemas.openxmlformats.org/officeDocument/2006/bibliography" SelectedStyle="\APASixthEditionOfficeOnline.xsl" StyleName="APA" Version="6"/>
 </file>
 
-<file path=customXml/itemProps4.xml><?xml version="1.0" encoding="utf-8"?>
+<file path=customXml/itemProps1.xml><?xml version="1.0" encoding="utf-8"?>
 <ds:datastoreItem xmlns:ds="http://schemas.openxmlformats.org/officeDocument/2006/customXml" ds:itemID="{98AE95D1-CB13-48C6-BD0F-CFA4A79C8882}">
   <ds:schemaRefs>
     <ds:schemaRef ds:uri="http://schemas.microsoft.com/office/2006/metadata/contentType"/>
@@ -16330,4 +16301,30 @@
     <ds:schemaRef ds:uri="http://schemas.microsoft.com/internal/obd"/>
   </ds:schemaRefs>
 </ds:datastoreItem>
+</file>
+
+<file path=customXml/itemProps2.xml><?xml version="1.0" encoding="utf-8"?>
+<ds:datastoreItem xmlns:ds="http://schemas.openxmlformats.org/officeDocument/2006/customXml" ds:itemID="{834741B4-581F-4A31-84F4-B955FF5AEE9F}">
+  <ds:schemaRefs>
+    <ds:schemaRef ds:uri="http://schemas.microsoft.com/sharepoint/v3/contenttype/forms"/>
+  </ds:schemaRefs>
+</ds:datastoreItem>
+</file>
+
+<file path=customXml/itemProps3.xml><?xml version="1.0" encoding="utf-8"?>
+<ds:datastoreItem xmlns:ds="http://schemas.openxmlformats.org/officeDocument/2006/customXml" ds:itemID="{8E0E0CA7-E4D8-4796-A1D8-AC02448CB5EB}">
+  <ds:schemaRefs>
+    <ds:schemaRef ds:uri="http://schemas.microsoft.com/office/2006/metadata/properties"/>
+    <ds:schemaRef ds:uri="http://schemas.microsoft.com/office/infopath/2007/PartnerControls"/>
+    <ds:schemaRef ds:uri="5b83e578-d17d-42c1-bbfa-82168b29df75"/>
+  </ds:schemaRefs>
+</ds:datastoreItem>
+</file>
+
+<file path=customXml/itemProps4.xml><?xml version="1.0" encoding="utf-8"?>
+<ds:datastoreItem xmlns:ds="http://schemas.openxmlformats.org/officeDocument/2006/customXml" ds:itemID="{76026148-B3B7-41CB-BA68-D15BFB8014B7}">
+  <ds:schemaRefs>
+    <ds:schemaRef ds:uri="http://schemas.openxmlformats.org/officeDocument/2006/bibliography"/>
+  </ds:schemaRefs>
+</ds:datastoreItem>
 </file>